--- a/Docs/Version 3/EN/Agents/uMakerAi-AutoAgents-D02-SingleTool/uMakerAi-AutoAgents-D02-SingleTool_EN.docx
+++ b/Docs/Version 3/EN/Agents/uMakerAi-AutoAgents-D02-SingleTool/uMakerAi-AutoAgents-D02-SingleTool_EN.docx
@@ -962,7 +962,7 @@
         <w:pStyle w:val="Codigo"/>
       </w:pPr>
       <w:r>
-        <w:t xml:space="preserve">  'math'                  // categoria opcional</w:t>
+        <w:t xml:space="preserve">  'math'                  // optional category</w:t>
       </w:r>
     </w:p>
     <w:p>
@@ -1904,7 +1904,7 @@
     </w:p>
     <w:p>
       <w:r>
-        <w:t>GetMessages() incluye ahora:</w:t>
+        <w:t>GetMessages() now includes:</w:t>
       </w:r>
     </w:p>
     <w:p>
